--- a/tests/fixtures/cases/case46/input.docx
+++ b/tests/fixtures/cases/case46/input.docx
@@ -25,8 +25,8 @@
         </w:tblBorders>
       </w:tblPr>
       <w:tblGrid>
-        <w:gridCol w:w="4680"/>
-        <w:gridCol w:w="4680"/>
+        <w:gridCol w:w="1800"/>
+        <w:gridCol w:w="1800"/>
       </w:tblGrid>
       <w:tr>
         <w:trPr>
@@ -87,8 +87,8 @@
         </w:tblBorders>
       </w:tblPr>
       <w:tblGrid>
-        <w:gridCol w:w="4680"/>
-        <w:gridCol w:w="4680"/>
+        <w:gridCol w:w="1800"/>
+        <w:gridCol w:w="1800"/>
       </w:tblGrid>
       <w:tr>
         <w:trPr>
@@ -149,8 +149,8 @@
         </w:tblBorders>
       </w:tblPr>
       <w:tblGrid>
-        <w:gridCol w:w="4680"/>
-        <w:gridCol w:w="4680"/>
+        <w:gridCol w:w="1800"/>
+        <w:gridCol w:w="1800"/>
       </w:tblGrid>
       <w:tr>
         <w:trPr>
@@ -211,8 +211,8 @@
         </w:tblBorders>
       </w:tblPr>
       <w:tblGrid>
-        <w:gridCol w:w="4680"/>
-        <w:gridCol w:w="4680"/>
+        <w:gridCol w:w="1800"/>
+        <w:gridCol w:w="1800"/>
       </w:tblGrid>
       <w:tr>
         <w:trPr>
@@ -273,8 +273,8 @@
         </w:tblBorders>
       </w:tblPr>
       <w:tblGrid>
-        <w:gridCol w:w="4680"/>
-        <w:gridCol w:w="4680"/>
+        <w:gridCol w:w="1800"/>
+        <w:gridCol w:w="1800"/>
       </w:tblGrid>
       <w:tr>
         <w:trPr>
@@ -360,8 +360,8 @@
         </w:tblBorders>
       </w:tblPr>
       <w:tblGrid>
-        <w:gridCol w:w="4680"/>
-        <w:gridCol w:w="4680"/>
+        <w:gridCol w:w="1800"/>
+        <w:gridCol w:w="1800"/>
       </w:tblGrid>
       <w:tr>
         <w:trPr>
@@ -447,8 +447,8 @@
         </w:tblBorders>
       </w:tblPr>
       <w:tblGrid>
-        <w:gridCol w:w="4680"/>
-        <w:gridCol w:w="4680"/>
+        <w:gridCol w:w="1800"/>
+        <w:gridCol w:w="1800"/>
       </w:tblGrid>
       <w:tr>
         <w:trPr>
@@ -534,8 +534,8 @@
         </w:tblBorders>
       </w:tblPr>
       <w:tblGrid>
-        <w:gridCol w:w="4680"/>
-        <w:gridCol w:w="4680"/>
+        <w:gridCol w:w="1800"/>
+        <w:gridCol w:w="1800"/>
       </w:tblGrid>
       <w:tr>
         <w:trPr>
@@ -621,8 +621,8 @@
         </w:tblBorders>
       </w:tblPr>
       <w:tblGrid>
-        <w:gridCol w:w="4680"/>
-        <w:gridCol w:w="4680"/>
+        <w:gridCol w:w="1800"/>
+        <w:gridCol w:w="1800"/>
       </w:tblGrid>
       <w:tr>
         <w:trPr>
@@ -733,8 +733,8 @@
         </w:tblBorders>
       </w:tblPr>
       <w:tblGrid>
-        <w:gridCol w:w="4680"/>
-        <w:gridCol w:w="4680"/>
+        <w:gridCol w:w="1800"/>
+        <w:gridCol w:w="1800"/>
       </w:tblGrid>
       <w:tr>
         <w:trPr>
@@ -845,8 +845,8 @@
         </w:tblBorders>
       </w:tblPr>
       <w:tblGrid>
-        <w:gridCol w:w="4680"/>
-        <w:gridCol w:w="4680"/>
+        <w:gridCol w:w="1800"/>
+        <w:gridCol w:w="1800"/>
       </w:tblGrid>
       <w:tr>
         <w:trPr>
@@ -957,8 +957,8 @@
         </w:tblBorders>
       </w:tblPr>
       <w:tblGrid>
-        <w:gridCol w:w="4680"/>
-        <w:gridCol w:w="4680"/>
+        <w:gridCol w:w="1800"/>
+        <w:gridCol w:w="1800"/>
       </w:tblGrid>
       <w:tr>
         <w:trPr>
@@ -1069,8 +1069,8 @@
         </w:tblBorders>
       </w:tblPr>
       <w:tblGrid>
-        <w:gridCol w:w="4680"/>
-        <w:gridCol w:w="4680"/>
+        <w:gridCol w:w="1800"/>
+        <w:gridCol w:w="1800"/>
       </w:tblGrid>
       <w:tr>
         <w:tc>
@@ -1216,8 +1216,8 @@
         </w:tblBorders>
       </w:tblPr>
       <w:tblGrid>
-        <w:gridCol w:w="4680"/>
-        <w:gridCol w:w="4680"/>
+        <w:gridCol w:w="1800"/>
+        <w:gridCol w:w="1800"/>
       </w:tblGrid>
       <w:tr>
         <w:tc>
